--- a/Writing/Paper/Submission/table_of_contents_entry.docx
+++ b/Writing/Paper/Submission/table_of_contents_entry.docx
@@ -11,7 +11,7 @@
           <w:noProof/>
         </w:rPr>
         <w:drawing>
-          <wp:inline distT="0" distB="0" distL="0" distR="0" wp14:anchorId="22209265" wp14:editId="2D9D7D50">
+          <wp:inline distT="0" distB="0" distL="0" distR="0" wp14:anchorId="46B095F8" wp14:editId="7F7629BA">
             <wp:extent cx="2880366" cy="1440183"/>
             <wp:effectExtent l="0" t="0" r="0" b="7620"/>
             <wp:docPr id="1" name="Picture 1"/>
@@ -66,15 +66,13 @@
       <w:r>
         <w:t>sustainable chemical industry.</w:t>
       </w:r>
-    </w:p>
-    <w:p>
       <w:bookmarkStart w:id="0" w:name="_GoBack"/>
       <w:bookmarkEnd w:id="0"/>
     </w:p>
     <w:sectPr>
-      <w:pgSz w:w="12240" w:h="15840"/>
-      <w:pgMar w:top="1417" w:right="1417" w:bottom="1134" w:left="1417" w:header="708" w:footer="708" w:gutter="0"/>
-      <w:cols w:space="708"/>
+      <w:pgSz w:w="11906" w:h="16838"/>
+      <w:pgMar w:top="1417" w:right="1417" w:bottom="1134" w:left="1417" w:header="720" w:footer="720" w:gutter="0"/>
+      <w:cols w:space="720"/>
       <w:docGrid w:linePitch="360"/>
     </w:sectPr>
   </w:body>
@@ -482,7 +480,6 @@
   <w:style w:type="character" w:default="1" w:styleId="DefaultParagraphFont">
     <w:name w:val="Default Paragraph Font"/>
     <w:uiPriority w:val="1"/>
-    <w:semiHidden/>
     <w:unhideWhenUsed/>
   </w:style>
   <w:style w:type="table" w:default="1" w:styleId="TableNormal">
